--- a/moduli/fabbisogno/theme/modelli_programma/A037-MD018 Programma formazione a distanza.docx
+++ b/moduli/fabbisogno/theme/modelli_programma/A037-MD018 Programma formazione a distanza.docx
@@ -807,15 +807,15 @@
     </w:p>
     <w:tbl>
       <w:tblPr>
-        <w:tblW w:w="9961" w:type="dxa"/>
+        <w:tblW w:w="5817" w:type="dxa"/>
         <w:tblInd w:w="-72" w:type="dxa"/>
         <w:tblLayout w:type="fixed"/>
         <w:tblLook w:val="00A0" w:firstRow="1" w:lastRow="0" w:firstColumn="1" w:lastColumn="0" w:noHBand="0" w:noVBand="0"/>
       </w:tblPr>
       <w:tblGrid>
         <w:gridCol w:w="1739"/>
-        <w:gridCol w:w="851"/>
-        <w:gridCol w:w="7371"/>
+        <w:gridCol w:w="3295"/>
+        <w:gridCol w:w="783"/>
       </w:tblGrid>
       <w:tr>
         <w:tc>
@@ -848,7 +848,54 @@
         </w:tc>
         <w:tc>
           <w:tcPr>
-            <w:tcW w:w="851" w:type="dxa"/>
+            <w:tcW w:w="3295" w:type="dxa"/>
+          </w:tcPr>
+          <w:p>
+            <w:pPr>
+              <w:pStyle w:val="Intestazione"/>
+              <w:tabs>
+                <w:tab w:val="clear" w:pos="4819"/>
+                <w:tab w:val="clear" w:pos="9638"/>
+              </w:tabs>
+              <w:spacing w:before="40"/>
+              <w:rPr>
+                <w:rFonts w:ascii="Century Gothic" w:hAnsi="Century Gothic" w:cs="Helvetica"/>
+                <w:b/>
+                <w:bCs/>
+                <w:sz w:val="18"/>
+                <w:szCs w:val="18"/>
+              </w:rPr>
+            </w:pPr>
+            <w:r>
+              <w:rPr>
+                <w:rFonts w:ascii="Century Gothic" w:hAnsi="Century Gothic" w:cs="Helvetica"/>
+                <w:sz w:val="18"/>
+                <w:szCs w:val="18"/>
+              </w:rPr>
+              <w:t xml:space="preserve">ID Edizione 1      </w:t>
+            </w:r>
+            <w:r>
+              <w:rPr>
+                <w:rFonts w:ascii="Century Gothic" w:hAnsi="Century Gothic" w:cs="Helvetica"/>
+                <w:bCs/>
+                <w:sz w:val="18"/>
+                <w:szCs w:val="18"/>
+              </w:rPr>
+              <w:t>_______________</w:t>
+            </w:r>
+            <w:r>
+              <w:rPr>
+                <w:rFonts w:ascii="Century Gothic" w:hAnsi="Century Gothic" w:cs="Helvetica"/>
+                <w:sz w:val="18"/>
+                <w:szCs w:val="18"/>
+              </w:rPr>
+              <w:t xml:space="preserve">     </w:t>
+            </w:r>
+          </w:p>
+        </w:tc>
+        <w:tc>
+          <w:tcPr>
+            <w:tcW w:w="783" w:type="dxa"/>
           </w:tcPr>
           <w:p>
             <w:pPr>
@@ -873,48 +920,6 @@
                 <w:szCs w:val="18"/>
               </w:rPr>
               <w:t>Date:</w:t>
-            </w:r>
-          </w:p>
-        </w:tc>
-        <w:tc>
-          <w:tcPr>
-            <w:tcW w:w="7371" w:type="dxa"/>
-          </w:tcPr>
-          <w:p>
-            <w:pPr>
-              <w:pStyle w:val="Intestazione"/>
-              <w:tabs>
-                <w:tab w:val="clear" w:pos="4819"/>
-                <w:tab w:val="clear" w:pos="9638"/>
-              </w:tabs>
-              <w:spacing w:before="40"/>
-              <w:rPr>
-                <w:rFonts w:ascii="Century Gothic" w:hAnsi="Century Gothic" w:cs="Helvetica"/>
-                <w:b/>
-                <w:bCs/>
-                <w:sz w:val="18"/>
-                <w:szCs w:val="18"/>
-              </w:rPr>
-            </w:pPr>
-            <w:r>
-              <w:rPr>
-                <w:rFonts w:ascii="Century Gothic" w:hAnsi="Century Gothic" w:cs="Helvetica"/>
-                <w:b/>
-                <w:bCs/>
-                <w:sz w:val="18"/>
-                <w:szCs w:val="18"/>
-              </w:rPr>
-              <w:t>______________________________________________________________________________</w:t>
-            </w:r>
-            <w:r>
-              <w:rPr>
-                <w:rFonts w:ascii="Century Gothic" w:hAnsi="Century Gothic" w:cs="Helvetica"/>
-                <w:b/>
-                <w:bCs/>
-                <w:sz w:val="18"/>
-                <w:szCs w:val="18"/>
-              </w:rPr>
-              <w:t>_</w:t>
             </w:r>
           </w:p>
         </w:tc>
@@ -951,7 +956,7 @@
         </w:tc>
         <w:tc>
           <w:tcPr>
-            <w:tcW w:w="851" w:type="dxa"/>
+            <w:tcW w:w="3295" w:type="dxa"/>
             <w:shd w:val="clear" w:color="auto" w:fill="FFFFFF"/>
           </w:tcPr>
           <w:p>
@@ -974,13 +979,22 @@
                 <w:sz w:val="18"/>
                 <w:szCs w:val="18"/>
               </w:rPr>
-              <w:t>Date:</w:t>
+              <w:t xml:space="preserve">ID Edizione […]  </w:t>
+            </w:r>
+            <w:r>
+              <w:rPr>
+                <w:rFonts w:ascii="Century Gothic" w:hAnsi="Century Gothic" w:cs="Helvetica"/>
+                <w:bCs/>
+                <w:sz w:val="18"/>
+                <w:szCs w:val="18"/>
+              </w:rPr>
+              <w:t>_______________</w:t>
             </w:r>
           </w:p>
         </w:tc>
         <w:tc>
           <w:tcPr>
-            <w:tcW w:w="7371" w:type="dxa"/>
+            <w:tcW w:w="783" w:type="dxa"/>
             <w:shd w:val="clear" w:color="auto" w:fill="FFFFFF"/>
           </w:tcPr>
           <w:p>
@@ -1002,22 +1016,10 @@
             <w:r>
               <w:rPr>
                 <w:rFonts w:ascii="Century Gothic" w:hAnsi="Century Gothic" w:cs="Helvetica"/>
-                <w:b/>
-                <w:bCs/>
                 <w:sz w:val="18"/>
                 <w:szCs w:val="18"/>
               </w:rPr>
-              <w:t>______________________________________________________________________________</w:t>
-            </w:r>
-            <w:r>
-              <w:rPr>
-                <w:rFonts w:ascii="Century Gothic" w:hAnsi="Century Gothic" w:cs="Helvetica"/>
-                <w:b/>
-                <w:bCs/>
-                <w:sz w:val="18"/>
-                <w:szCs w:val="18"/>
-              </w:rPr>
-              <w:t>_</w:t>
+              <w:t>Date:</w:t>
             </w:r>
           </w:p>
         </w:tc>
@@ -1703,9 +1705,7 @@
       <w:pPr>
         <w:ind w:right="-144"/>
         <w:rPr>
-          <w:rFonts w:ascii="Century Gothic" w:hAnsi="Century Gothic" w:cs="Arial"/>
-          <w:bCs/>
-          <w:color w:val="339966"/>
+          <w:rFonts w:ascii="Century Gothic" w:hAnsi="Century Gothic"/>
           <w:sz w:val="8"/>
           <w:szCs w:val="8"/>
         </w:rPr>
@@ -1776,7 +1776,34 @@
           <w:sz w:val="18"/>
           <w:szCs w:val="18"/>
         </w:rPr>
-        <w:t xml:space="preserve"> Nuova modalità di presa in carico dei pazienti cronici e fragili</w:t>
+        <w:t xml:space="preserve"> </w:t>
+      </w:r>
+      <w:r>
+        <w:rPr>
+          <w:rFonts w:ascii="Century Gothic" w:hAnsi="Century Gothic"/>
+          <w:sz w:val="18"/>
+          <w:szCs w:val="18"/>
+        </w:rPr>
+        <w:t>Reti di prossimità: nuove modalità di presa in carico dei pazienti cronici e fragili e azioni a potenziamento della</w:t>
+      </w:r>
+    </w:p>
+    <w:p>
+      <w:pPr>
+        <w:ind w:right="-144"/>
+        <w:jc w:val="both"/>
+        <w:rPr>
+          <w:rFonts w:ascii="Century Gothic" w:hAnsi="Century Gothic"/>
+          <w:sz w:val="18"/>
+          <w:szCs w:val="18"/>
+        </w:rPr>
+      </w:pPr>
+      <w:r>
+        <w:rPr>
+          <w:rFonts w:ascii="Century Gothic" w:hAnsi="Century Gothic"/>
+          <w:sz w:val="18"/>
+          <w:szCs w:val="18"/>
+        </w:rPr>
+        <w:t>medicina generale.</w:t>
       </w:r>
     </w:p>
     <w:p>
@@ -1844,7 +1871,15 @@
           <w:sz w:val="18"/>
           <w:szCs w:val="18"/>
         </w:rPr>
-        <w:t xml:space="preserve"> Sviluppo del SSL attraverso l'implementazione della telemedicina</w:t>
+        <w:t xml:space="preserve"> </w:t>
+      </w:r>
+      <w:r>
+        <w:rPr>
+          <w:rFonts w:ascii="Century Gothic" w:hAnsi="Century Gothic"/>
+          <w:sz w:val="18"/>
+          <w:szCs w:val="18"/>
+        </w:rPr>
+        <w:t>Tutela della salute e sicurezza del lavoratore</w:t>
       </w:r>
     </w:p>
     <w:p>
@@ -1912,12 +1947,39 @@
           <w:sz w:val="18"/>
           <w:szCs w:val="18"/>
         </w:rPr>
-        <w:t xml:space="preserve"> Tutela della salute e sicurezza del lavoratore</w:t>
-      </w:r>
-    </w:p>
-    <w:p>
-      <w:pPr>
-        <w:ind w:left="284" w:right="-144" w:hanging="284"/>
+        <w:t xml:space="preserve"> </w:t>
+      </w:r>
+      <w:r>
+        <w:rPr>
+          <w:rFonts w:ascii="Century Gothic" w:hAnsi="Century Gothic"/>
+          <w:sz w:val="18"/>
+          <w:szCs w:val="18"/>
+        </w:rPr>
+        <w:t>Approccio one health: promozione di stili di vita e ambienti favorevoli alla salute, prevenzione dei fattori di rischio</w:t>
+      </w:r>
+    </w:p>
+    <w:p>
+      <w:pPr>
+        <w:ind w:right="-144"/>
+        <w:jc w:val="both"/>
+        <w:rPr>
+          <w:rFonts w:ascii="Century Gothic" w:hAnsi="Century Gothic"/>
+          <w:sz w:val="18"/>
+          <w:szCs w:val="18"/>
+        </w:rPr>
+      </w:pPr>
+      <w:r>
+        <w:rPr>
+          <w:rFonts w:ascii="Century Gothic" w:hAnsi="Century Gothic"/>
+          <w:sz w:val="18"/>
+          <w:szCs w:val="18"/>
+        </w:rPr>
+        <w:t>comportamentali delle malattie cronico degenerative e delle dipendenze.</w:t>
+      </w:r>
+    </w:p>
+    <w:p>
+      <w:pPr>
+        <w:ind w:right="-144"/>
         <w:jc w:val="both"/>
         <w:rPr>
           <w:rFonts w:ascii="Century Gothic" w:hAnsi="Century Gothic"/>
@@ -1980,14 +2042,6 @@
           <w:sz w:val="18"/>
           <w:szCs w:val="18"/>
         </w:rPr>
-        <w:t xml:space="preserve"> Promozione di stili di vita e ambienti favorevoli alla salute, prevenzione dei fattori di rischio comportamentali</w:t>
-      </w:r>
-      <w:r>
-        <w:rPr>
-          <w:rFonts w:ascii="Century Gothic" w:hAnsi="Century Gothic"/>
-          <w:sz w:val="18"/>
-          <w:szCs w:val="18"/>
-        </w:rPr>
         <w:t xml:space="preserve"> </w:t>
       </w:r>
       <w:r>
@@ -1996,7 +2050,7 @@
           <w:sz w:val="18"/>
           <w:szCs w:val="18"/>
         </w:rPr>
-        <w:t>delle malattie cronico degenerative, dipendenze</w:t>
+        <w:t>Azioni formative a sostegno delle capacità relazionali.</w:t>
       </w:r>
     </w:p>
     <w:p>
@@ -2072,20 +2126,12 @@
           <w:sz w:val="18"/>
           <w:szCs w:val="18"/>
         </w:rPr>
-        <w:t>S</w:t>
-      </w:r>
-      <w:r>
-        <w:rPr>
-          <w:rFonts w:ascii="Century Gothic" w:hAnsi="Century Gothic"/>
-          <w:sz w:val="18"/>
-          <w:szCs w:val="18"/>
-        </w:rPr>
-        <w:t>trumenti per la sanità digitale</w:t>
-      </w:r>
-    </w:p>
-    <w:p>
-      <w:pPr>
-        <w:ind w:left="284" w:right="-144" w:hanging="284"/>
+        <w:t>Applicazione ai percorsi formativi ECM-CPD di metodologie per la misurazione delle ricadute organizzative</w:t>
+      </w:r>
+    </w:p>
+    <w:p>
+      <w:pPr>
+        <w:ind w:right="-144"/>
         <w:jc w:val="both"/>
         <w:rPr>
           <w:rFonts w:ascii="Century Gothic" w:hAnsi="Century Gothic"/>
@@ -2148,41 +2194,65 @@
           <w:sz w:val="18"/>
           <w:szCs w:val="18"/>
         </w:rPr>
-        <w:t xml:space="preserve"> Applicazione del Decreto del Ministero della Salute 2 aprile 2015, n. 70 “Regolamento recante definizione degli standard qualitativi, strutturali, tecnologici e quantitativi relativi all’assistenza ospedaliera"</w:t>
-      </w:r>
-    </w:p>
-    <w:p>
-      <w:pPr>
-        <w:ind w:left="284" w:right="-144" w:hanging="284"/>
-        <w:jc w:val="both"/>
-        <w:rPr>
-          <w:rFonts w:ascii="Century Gothic" w:hAnsi="Century Gothic"/>
-          <w:sz w:val="18"/>
-          <w:szCs w:val="18"/>
-        </w:rPr>
-      </w:pPr>
-    </w:p>
-    <w:p>
-      <w:pPr>
-        <w:rPr>
-          <w:rFonts w:ascii="Century Gothic" w:hAnsi="Century Gothic"/>
-          <w:sz w:val="18"/>
-          <w:szCs w:val="18"/>
-        </w:rPr>
-      </w:pPr>
-      <w:r>
-        <w:rPr>
-          <w:rFonts w:ascii="Century Gothic" w:hAnsi="Century Gothic"/>
-          <w:sz w:val="18"/>
-          <w:szCs w:val="18"/>
+        <w:t xml:space="preserve"> </w:t>
+      </w:r>
+      <w:r>
+        <w:rPr>
+          <w:rFonts w:ascii="Century Gothic" w:hAnsi="Century Gothic"/>
+          <w:sz w:val="18"/>
+          <w:szCs w:val="18"/>
+        </w:rPr>
+        <w:t>Nuovi paradigmi dell’area emergenza urgenza per Regione Lombardia.</w:t>
+      </w:r>
+    </w:p>
+    <w:p>
+      <w:pPr>
+        <w:jc w:val="right"/>
+        <w:rPr>
+          <w:rFonts w:ascii="Century Gothic" w:hAnsi="Century Gothic" w:cs="Arial"/>
+          <w:b/>
+          <w:bCs/>
+          <w:sz w:val="16"/>
+          <w:szCs w:val="16"/>
+        </w:rPr>
+      </w:pPr>
+    </w:p>
+    <w:p>
+      <w:pPr>
+        <w:rPr>
+          <w:rFonts w:ascii="Century Gothic" w:hAnsi="Century Gothic" w:cs="Arial"/>
+          <w:b/>
+          <w:bCs/>
+          <w:sz w:val="16"/>
+          <w:szCs w:val="16"/>
+        </w:rPr>
+      </w:pPr>
+      <w:r>
+        <w:rPr>
+          <w:rFonts w:ascii="Century Gothic" w:hAnsi="Century Gothic" w:cs="Arial"/>
+          <w:b/>
+          <w:bCs/>
+          <w:sz w:val="16"/>
+          <w:szCs w:val="16"/>
         </w:rPr>
         <w:br w:type="page"/>
       </w:r>
     </w:p>
     <w:p>
       <w:pPr>
-        <w:ind w:left="284" w:right="-144" w:hanging="284"/>
-        <w:jc w:val="both"/>
+        <w:jc w:val="right"/>
+        <w:rPr>
+          <w:rFonts w:ascii="Century Gothic" w:hAnsi="Century Gothic" w:cs="Arial"/>
+          <w:b/>
+          <w:bCs/>
+          <w:sz w:val="16"/>
+          <w:szCs w:val="16"/>
+        </w:rPr>
+      </w:pPr>
+    </w:p>
+    <w:p>
+      <w:pPr>
+        <w:ind w:right="-144"/>
         <w:rPr>
           <w:rFonts w:ascii="Century Gothic" w:hAnsi="Century Gothic" w:cs="Arial"/>
           <w:bCs/>
@@ -2201,16 +2271,39 @@
           <w:szCs w:val="18"/>
           <w:u w:val="single"/>
         </w:rPr>
-        <w:lastRenderedPageBreak/>
-        <w:t xml:space="preserve">TEMATICA NAZIONALE: </w:t>
-      </w:r>
-      <w:r>
-        <w:rPr>
-          <w:rFonts w:ascii="Century Gothic" w:hAnsi="Century Gothic" w:cs="Arial"/>
+        <w:t xml:space="preserve">TEMATICA </w:t>
+      </w:r>
+      <w:r>
+        <w:rPr>
+          <w:rFonts w:ascii="Century Gothic" w:hAnsi="Century Gothic" w:cs="Arial"/>
+          <w:b/>
           <w:bCs/>
           <w:color w:val="339966"/>
           <w:sz w:val="18"/>
           <w:szCs w:val="18"/>
+          <w:u w:val="single"/>
+        </w:rPr>
+        <w:t>NAZIONALE</w:t>
+      </w:r>
+      <w:r>
+        <w:rPr>
+          <w:rFonts w:ascii="Century Gothic" w:hAnsi="Century Gothic" w:cs="Arial"/>
+          <w:b/>
+          <w:bCs/>
+          <w:color w:val="339966"/>
+          <w:sz w:val="18"/>
+          <w:szCs w:val="18"/>
+          <w:u w:val="single"/>
+        </w:rPr>
+        <w:t xml:space="preserve">: </w:t>
+      </w:r>
+      <w:r>
+        <w:rPr>
+          <w:rFonts w:ascii="Century Gothic" w:hAnsi="Century Gothic" w:cs="Arial"/>
+          <w:bCs/>
+          <w:color w:val="339966"/>
+          <w:sz w:val="18"/>
+          <w:szCs w:val="18"/>
         </w:rPr>
         <w:t>(indicare solo nel caso in cui l’evento rientri in una delle tematiche sotto elencate):</w:t>
       </w:r>
@@ -2221,7 +2314,6 @@
         <w:rPr>
           <w:rFonts w:ascii="Century Gothic" w:hAnsi="Century Gothic" w:cs="Arial"/>
           <w:bCs/>
-          <w:color w:val="339966"/>
           <w:sz w:val="8"/>
           <w:szCs w:val="8"/>
         </w:rPr>
@@ -2431,7 +2523,7 @@
           <w:sz w:val="18"/>
           <w:szCs w:val="18"/>
         </w:rPr>
-        <w:t xml:space="preserve"> Responsabilità professionale (associabile obiettivo ECM n. 6)</w:t>
+        <w:t xml:space="preserve"> Gestione delle situazioni che generano violenza nei confronti dell’operatore sanitario (associabile obiettivo ECM n. 20 – 32 – 33)</w:t>
       </w:r>
     </w:p>
     <w:p>
@@ -2499,7 +2591,7 @@
           <w:sz w:val="18"/>
           <w:szCs w:val="18"/>
         </w:rPr>
-        <w:t xml:space="preserve"> Gestione delle situazioni che generano violenza nei confronti dell’operatore sanitario (associabile obiettivo ECM n. 20 – 32 – 33)</w:t>
+        <w:t xml:space="preserve"> Antimicrobico-resistenza (associabile obiettivo ECM n. 20 – 32 – 33)</w:t>
       </w:r>
     </w:p>
     <w:p>
@@ -2567,7 +2659,25 @@
           <w:sz w:val="18"/>
           <w:szCs w:val="18"/>
         </w:rPr>
-        <w:t xml:space="preserve"> Antimicrobico-resistenza (associabile obiettivo ECM n. 20 – 32 – 33)</w:t>
+        <w:t xml:space="preserve"> L’infezione da Coronavirus 2019 </w:t>
+      </w:r>
+      <w:proofErr w:type="spellStart"/>
+      <w:r>
+        <w:rPr>
+          <w:rFonts w:ascii="Century Gothic" w:hAnsi="Century Gothic"/>
+          <w:sz w:val="18"/>
+          <w:szCs w:val="18"/>
+        </w:rPr>
+        <w:t>nCoV</w:t>
+      </w:r>
+      <w:proofErr w:type="spellEnd"/>
+      <w:r>
+        <w:rPr>
+          <w:rFonts w:ascii="Century Gothic" w:hAnsi="Century Gothic"/>
+          <w:sz w:val="18"/>
+          <w:szCs w:val="18"/>
+        </w:rPr>
+        <w:t xml:space="preserve"> (associabile obiettivo ECM n. 20 – 32 – 33)</w:t>
       </w:r>
     </w:p>
     <w:p>
@@ -2635,7 +2745,7 @@
           <w:sz w:val="18"/>
           <w:szCs w:val="18"/>
         </w:rPr>
-        <w:t xml:space="preserve"> Utilizzo della cannabis terapeutica nelle pratiche di gestione del dolore (associabile obiettivo ECM n. 21)</w:t>
+        <w:t xml:space="preserve"> La medicina di genere (associabile obiettivo ECM n. 20 – 32 – 33)</w:t>
       </w:r>
     </w:p>
     <w:p>
@@ -2703,34 +2813,15 @@
           <w:sz w:val="18"/>
           <w:szCs w:val="18"/>
         </w:rPr>
-        <w:t xml:space="preserve"> L’infezione da Coronavirus 2019 </w:t>
-      </w:r>
-      <w:proofErr w:type="spellStart"/>
-      <w:r>
-        <w:rPr>
-          <w:rFonts w:ascii="Century Gothic" w:hAnsi="Century Gothic"/>
-          <w:sz w:val="18"/>
-          <w:szCs w:val="18"/>
-        </w:rPr>
-        <w:t>nCoV</w:t>
-      </w:r>
-      <w:proofErr w:type="spellEnd"/>
-      <w:r>
-        <w:rPr>
-          <w:rFonts w:ascii="Century Gothic" w:hAnsi="Century Gothic"/>
-          <w:sz w:val="18"/>
-          <w:szCs w:val="18"/>
-        </w:rPr>
-        <w:t xml:space="preserve"> (associabile obiettivo ECM n. 20 – 32 – 33)</w:t>
-      </w:r>
-    </w:p>
-    <w:p>
-      <w:pPr>
-        <w:ind w:right="-144"/>
-        <w:rPr>
-          <w:rFonts w:ascii="Century Gothic" w:hAnsi="Century Gothic" w:cs="Arial"/>
-          <w:bCs/>
-          <w:color w:val="339966"/>
+        <w:t xml:space="preserve"> Sanità digitale (associabile obiettivo ECM n. 20 – 32 – 33)</w:t>
+      </w:r>
+    </w:p>
+    <w:p>
+      <w:pPr>
+        <w:ind w:left="284" w:right="-144" w:hanging="284"/>
+        <w:jc w:val="both"/>
+        <w:rPr>
+          <w:rFonts w:ascii="Century Gothic" w:hAnsi="Century Gothic"/>
           <w:sz w:val="18"/>
           <w:szCs w:val="18"/>
         </w:rPr>
@@ -2790,24 +2881,355 @@
           <w:sz w:val="18"/>
           <w:szCs w:val="18"/>
         </w:rPr>
-        <w:t xml:space="preserve"> </w:t>
-      </w:r>
-      <w:r>
-        <w:rPr>
-          <w:rFonts w:ascii="Century Gothic" w:hAnsi="Century Gothic"/>
-          <w:sz w:val="18"/>
-        </w:rPr>
-        <w:t>L</w:t>
-      </w:r>
-      <w:r>
-        <w:rPr>
-          <w:rFonts w:ascii="Century Gothic" w:hAnsi="Century Gothic"/>
-          <w:sz w:val="18"/>
-          <w:szCs w:val="18"/>
-        </w:rPr>
-        <w:t>a medicina di genere (associabile obiettivo ECM n. 20 – 32 – 33</w:t>
-      </w:r>
-    </w:p>
+        <w:t xml:space="preserve"> Piano strategico operativo nazionale di preparazione e risposta a una pandemia influenzale (</w:t>
+      </w:r>
+      <w:proofErr w:type="spellStart"/>
+      <w:r>
+        <w:rPr>
+          <w:rFonts w:ascii="Century Gothic" w:hAnsi="Century Gothic"/>
+          <w:sz w:val="18"/>
+          <w:szCs w:val="18"/>
+        </w:rPr>
+        <w:t>PanFlu</w:t>
+      </w:r>
+      <w:proofErr w:type="spellEnd"/>
+      <w:r>
+        <w:rPr>
+          <w:rFonts w:ascii="Century Gothic" w:hAnsi="Century Gothic"/>
+          <w:sz w:val="18"/>
+          <w:szCs w:val="18"/>
+        </w:rPr>
+        <w:t xml:space="preserve"> 2021 – 2023). Aspetti scientifici, tecnico-operativi, </w:t>
+      </w:r>
+      <w:proofErr w:type="spellStart"/>
+      <w:r>
+        <w:rPr>
+          <w:rFonts w:ascii="Century Gothic" w:hAnsi="Century Gothic"/>
+          <w:sz w:val="18"/>
+          <w:szCs w:val="18"/>
+        </w:rPr>
+        <w:t>giuridiconormativi</w:t>
+      </w:r>
+      <w:proofErr w:type="spellEnd"/>
+      <w:r>
+        <w:rPr>
+          <w:rFonts w:ascii="Century Gothic" w:hAnsi="Century Gothic"/>
+          <w:sz w:val="18"/>
+          <w:szCs w:val="18"/>
+        </w:rPr>
+        <w:t xml:space="preserve"> e di gestione delle emergenze (associabile obiettivo ECM n. 20)</w:t>
+      </w:r>
+    </w:p>
+    <w:p>
+      <w:pPr>
+        <w:ind w:left="284" w:right="-144" w:hanging="284"/>
+        <w:jc w:val="both"/>
+        <w:rPr>
+          <w:rFonts w:ascii="Century Gothic" w:hAnsi="Century Gothic"/>
+          <w:sz w:val="18"/>
+          <w:szCs w:val="18"/>
+        </w:rPr>
+      </w:pPr>
+      <w:r>
+        <w:rPr>
+          <w:rFonts w:ascii="Century Gothic" w:hAnsi="Century Gothic"/>
+          <w:sz w:val="18"/>
+          <w:szCs w:val="18"/>
+        </w:rPr>
+        <w:fldChar w:fldCharType="begin">
+          <w:ffData>
+            <w:name w:val="Controllo2"/>
+            <w:enabled/>
+            <w:calcOnExit w:val="0"/>
+            <w:checkBox>
+              <w:sizeAuto/>
+              <w:default w:val="0"/>
+            </w:checkBox>
+          </w:ffData>
+        </w:fldChar>
+      </w:r>
+      <w:r>
+        <w:rPr>
+          <w:rFonts w:ascii="Century Gothic" w:hAnsi="Century Gothic"/>
+          <w:sz w:val="18"/>
+          <w:szCs w:val="18"/>
+        </w:rPr>
+        <w:instrText xml:space="preserve"> FORMCHECKBOX </w:instrText>
+      </w:r>
+      <w:r>
+        <w:rPr>
+          <w:rFonts w:ascii="Century Gothic" w:hAnsi="Century Gothic"/>
+          <w:sz w:val="18"/>
+          <w:szCs w:val="18"/>
+        </w:rPr>
+      </w:r>
+      <w:r>
+        <w:rPr>
+          <w:rFonts w:ascii="Century Gothic" w:hAnsi="Century Gothic"/>
+          <w:sz w:val="18"/>
+          <w:szCs w:val="18"/>
+        </w:rPr>
+        <w:fldChar w:fldCharType="separate"/>
+      </w:r>
+      <w:r>
+        <w:rPr>
+          <w:rFonts w:ascii="Century Gothic" w:hAnsi="Century Gothic"/>
+          <w:sz w:val="18"/>
+          <w:szCs w:val="18"/>
+        </w:rPr>
+        <w:fldChar w:fldCharType="end"/>
+      </w:r>
+      <w:r>
+        <w:rPr>
+          <w:rFonts w:ascii="Century Gothic" w:hAnsi="Century Gothic"/>
+          <w:sz w:val="18"/>
+          <w:szCs w:val="18"/>
+        </w:rPr>
+        <w:t xml:space="preserve"> Regolamento recante la definizione di modelli e standard per lo sviluppo dell’assistenza territoriale nel Servizio sanitario nazionale (associabile obiettivo ECM n. 20 – 32 – 33)</w:t>
+      </w:r>
+    </w:p>
+    <w:p>
+      <w:pPr>
+        <w:ind w:left="284" w:right="-144" w:hanging="284"/>
+        <w:jc w:val="both"/>
+        <w:rPr>
+          <w:rFonts w:ascii="Century Gothic" w:hAnsi="Century Gothic"/>
+          <w:sz w:val="18"/>
+          <w:szCs w:val="18"/>
+        </w:rPr>
+      </w:pPr>
+      <w:r>
+        <w:rPr>
+          <w:rFonts w:ascii="Century Gothic" w:hAnsi="Century Gothic"/>
+          <w:sz w:val="18"/>
+          <w:szCs w:val="18"/>
+        </w:rPr>
+        <w:fldChar w:fldCharType="begin">
+          <w:ffData>
+            <w:name w:val="Controllo2"/>
+            <w:enabled/>
+            <w:calcOnExit w:val="0"/>
+            <w:checkBox>
+              <w:sizeAuto/>
+              <w:default w:val="0"/>
+            </w:checkBox>
+          </w:ffData>
+        </w:fldChar>
+      </w:r>
+      <w:r>
+        <w:rPr>
+          <w:rFonts w:ascii="Century Gothic" w:hAnsi="Century Gothic"/>
+          <w:sz w:val="18"/>
+          <w:szCs w:val="18"/>
+        </w:rPr>
+        <w:instrText xml:space="preserve"> FORMCHECKBOX </w:instrText>
+      </w:r>
+      <w:r>
+        <w:rPr>
+          <w:rFonts w:ascii="Century Gothic" w:hAnsi="Century Gothic"/>
+          <w:sz w:val="18"/>
+          <w:szCs w:val="18"/>
+        </w:rPr>
+      </w:r>
+      <w:r>
+        <w:rPr>
+          <w:rFonts w:ascii="Century Gothic" w:hAnsi="Century Gothic"/>
+          <w:sz w:val="18"/>
+          <w:szCs w:val="18"/>
+        </w:rPr>
+        <w:fldChar w:fldCharType="separate"/>
+      </w:r>
+      <w:r>
+        <w:rPr>
+          <w:rFonts w:ascii="Century Gothic" w:hAnsi="Century Gothic"/>
+          <w:sz w:val="18"/>
+          <w:szCs w:val="18"/>
+        </w:rPr>
+        <w:fldChar w:fldCharType="end"/>
+      </w:r>
+      <w:r>
+        <w:rPr>
+          <w:rFonts w:ascii="Century Gothic" w:hAnsi="Century Gothic"/>
+          <w:sz w:val="18"/>
+          <w:szCs w:val="18"/>
+        </w:rPr>
+        <w:t xml:space="preserve"> Formazione in infezioni ospedaliere (associabile obiettivo ECM n. 20 – 32 – 33)</w:t>
+      </w:r>
+    </w:p>
+    <w:p>
+      <w:pPr>
+        <w:ind w:left="284" w:right="-144" w:hanging="284"/>
+        <w:jc w:val="both"/>
+        <w:rPr>
+          <w:rFonts w:ascii="Century Gothic" w:hAnsi="Century Gothic"/>
+          <w:sz w:val="18"/>
+          <w:szCs w:val="18"/>
+        </w:rPr>
+      </w:pPr>
+      <w:r>
+        <w:rPr>
+          <w:rFonts w:ascii="Century Gothic" w:hAnsi="Century Gothic"/>
+          <w:sz w:val="18"/>
+          <w:szCs w:val="18"/>
+        </w:rPr>
+        <w:fldChar w:fldCharType="begin">
+          <w:ffData>
+            <w:name w:val="Controllo2"/>
+            <w:enabled/>
+            <w:calcOnExit w:val="0"/>
+            <w:checkBox>
+              <w:sizeAuto/>
+              <w:default w:val="0"/>
+            </w:checkBox>
+          </w:ffData>
+        </w:fldChar>
+      </w:r>
+      <w:r>
+        <w:rPr>
+          <w:rFonts w:ascii="Century Gothic" w:hAnsi="Century Gothic"/>
+          <w:sz w:val="18"/>
+          <w:szCs w:val="18"/>
+        </w:rPr>
+        <w:instrText xml:space="preserve"> FORMCHECKBOX </w:instrText>
+      </w:r>
+      <w:r>
+        <w:rPr>
+          <w:rFonts w:ascii="Century Gothic" w:hAnsi="Century Gothic"/>
+          <w:sz w:val="18"/>
+          <w:szCs w:val="18"/>
+        </w:rPr>
+      </w:r>
+      <w:r>
+        <w:rPr>
+          <w:rFonts w:ascii="Century Gothic" w:hAnsi="Century Gothic"/>
+          <w:sz w:val="18"/>
+          <w:szCs w:val="18"/>
+        </w:rPr>
+        <w:fldChar w:fldCharType="separate"/>
+      </w:r>
+      <w:r>
+        <w:rPr>
+          <w:rFonts w:ascii="Century Gothic" w:hAnsi="Century Gothic"/>
+          <w:sz w:val="18"/>
+          <w:szCs w:val="18"/>
+        </w:rPr>
+        <w:fldChar w:fldCharType="end"/>
+      </w:r>
+      <w:r>
+        <w:rPr>
+          <w:rFonts w:ascii="Century Gothic" w:hAnsi="Century Gothic"/>
+          <w:sz w:val="18"/>
+          <w:szCs w:val="18"/>
+        </w:rPr>
+        <w:t xml:space="preserve"> Health Technology </w:t>
+      </w:r>
+      <w:proofErr w:type="spellStart"/>
+      <w:r>
+        <w:rPr>
+          <w:rFonts w:ascii="Century Gothic" w:hAnsi="Century Gothic"/>
+          <w:sz w:val="18"/>
+          <w:szCs w:val="18"/>
+        </w:rPr>
+        <w:t>Assessment</w:t>
+      </w:r>
+      <w:proofErr w:type="spellEnd"/>
+      <w:r>
+        <w:rPr>
+          <w:rFonts w:ascii="Century Gothic" w:hAnsi="Century Gothic"/>
+          <w:sz w:val="18"/>
+          <w:szCs w:val="18"/>
+        </w:rPr>
+        <w:t xml:space="preserve"> – HTA (associabile obiettivo ECM n. 20 – 29 – 32 – 33)</w:t>
+      </w:r>
+    </w:p>
+    <w:bookmarkStart w:id="2" w:name="_GoBack"/>
+    <w:p>
+      <w:pPr>
+        <w:ind w:left="284" w:right="-144" w:hanging="284"/>
+        <w:jc w:val="both"/>
+        <w:rPr>
+          <w:rFonts w:ascii="Century Gothic" w:hAnsi="Century Gothic"/>
+          <w:sz w:val="18"/>
+          <w:szCs w:val="18"/>
+        </w:rPr>
+      </w:pPr>
+      <w:r>
+        <w:rPr>
+          <w:rFonts w:ascii="Century Gothic" w:hAnsi="Century Gothic"/>
+          <w:sz w:val="18"/>
+          <w:szCs w:val="18"/>
+        </w:rPr>
+        <w:fldChar w:fldCharType="begin">
+          <w:ffData>
+            <w:name w:val="Controllo2"/>
+            <w:enabled/>
+            <w:calcOnExit w:val="0"/>
+            <w:checkBox>
+              <w:sizeAuto/>
+              <w:default w:val="0"/>
+            </w:checkBox>
+          </w:ffData>
+        </w:fldChar>
+      </w:r>
+      <w:r>
+        <w:rPr>
+          <w:rFonts w:ascii="Century Gothic" w:hAnsi="Century Gothic"/>
+          <w:sz w:val="18"/>
+          <w:szCs w:val="18"/>
+        </w:rPr>
+        <w:instrText xml:space="preserve"> FORMCHECKBOX </w:instrText>
+      </w:r>
+      <w:r>
+        <w:rPr>
+          <w:rFonts w:ascii="Century Gothic" w:hAnsi="Century Gothic"/>
+          <w:sz w:val="18"/>
+          <w:szCs w:val="18"/>
+        </w:rPr>
+      </w:r>
+      <w:r>
+        <w:rPr>
+          <w:rFonts w:ascii="Century Gothic" w:hAnsi="Century Gothic"/>
+          <w:sz w:val="18"/>
+          <w:szCs w:val="18"/>
+        </w:rPr>
+        <w:fldChar w:fldCharType="separate"/>
+      </w:r>
+      <w:r>
+        <w:rPr>
+          <w:rFonts w:ascii="Century Gothic" w:hAnsi="Century Gothic"/>
+          <w:sz w:val="18"/>
+          <w:szCs w:val="18"/>
+        </w:rPr>
+        <w:fldChar w:fldCharType="end"/>
+      </w:r>
+      <w:r>
+        <w:rPr>
+          <w:rFonts w:ascii="Century Gothic" w:hAnsi="Century Gothic"/>
+          <w:sz w:val="18"/>
+          <w:szCs w:val="18"/>
+        </w:rPr>
+        <w:t xml:space="preserve">Formazione sull’uso improprio del </w:t>
+      </w:r>
+      <w:proofErr w:type="spellStart"/>
+      <w:r>
+        <w:rPr>
+          <w:rFonts w:ascii="Century Gothic" w:hAnsi="Century Gothic"/>
+          <w:sz w:val="18"/>
+          <w:szCs w:val="18"/>
+        </w:rPr>
+        <w:t>Fentanyl</w:t>
+      </w:r>
+      <w:proofErr w:type="spellEnd"/>
+      <w:r>
+        <w:rPr>
+          <w:rFonts w:ascii="Century Gothic" w:hAnsi="Century Gothic"/>
+          <w:sz w:val="18"/>
+          <w:szCs w:val="18"/>
+        </w:rPr>
+        <w:t xml:space="preserve"> e di altri oppioidi sintetici (associabile obiettivo ECM n. 20 – 25 – 32 – 33)</w:t>
+      </w:r>
+    </w:p>
+    <w:bookmarkEnd w:id="2"/>
     <w:p>
       <w:pPr>
         <w:jc w:val="right"/>
@@ -4433,8 +4855,6 @@
         </w:rPr>
         <w:t>ore</w:t>
       </w:r>
-      <w:bookmarkStart w:id="2" w:name="_GoBack"/>
-      <w:bookmarkEnd w:id="2"/>
       <w:proofErr w:type="spellEnd"/>
       <w:r>
         <w:rPr>
@@ -5043,7 +5463,6 @@
           <w:sz w:val="18"/>
           <w:szCs w:val="18"/>
         </w:rPr>
-        <w:lastRenderedPageBreak/>
         <w:t>PARTECIPAZIONE E CREDITI ECM:</w:t>
       </w:r>
     </w:p>
@@ -5978,7 +6397,7 @@
       <w:tr>
         <w:tc>
           <w:tcPr>
-            <w:tcW w:w="4788" w:type="dxa"/>
+            <w:tcW w:w="4759" w:type="dxa"/>
           </w:tcPr>
           <w:p>
             <w:pPr>
@@ -6149,7 +6568,7 @@
         </w:tc>
         <w:tc>
           <w:tcPr>
-            <w:tcW w:w="5209" w:type="dxa"/>
+            <w:tcW w:w="5012" w:type="dxa"/>
           </w:tcPr>
           <w:p>
             <w:pPr>
@@ -6346,6 +6765,294 @@
     <w:p>
       <w:pPr>
         <w:rPr>
+          <w:rFonts w:ascii="Century Gothic" w:hAnsi="Century Gothic"/>
+          <w:b/>
+          <w:color w:val="4F81BD" w:themeColor="accent1"/>
+          <w:sz w:val="18"/>
+          <w:szCs w:val="18"/>
+          <w:highlight w:val="yellow"/>
+          <w:u w:val="single"/>
+        </w:rPr>
+      </w:pPr>
+    </w:p>
+    <w:p>
+      <w:pPr>
+        <w:rPr>
+          <w:rFonts w:ascii="Century Gothic" w:hAnsi="Century Gothic"/>
+          <w:b/>
+          <w:color w:val="4F81BD" w:themeColor="accent1"/>
+          <w:sz w:val="18"/>
+          <w:szCs w:val="18"/>
+          <w:u w:val="single"/>
+        </w:rPr>
+      </w:pPr>
+      <w:r>
+        <w:rPr>
+          <w:rFonts w:ascii="Century Gothic" w:hAnsi="Century Gothic"/>
+          <w:b/>
+          <w:color w:val="4F81BD" w:themeColor="accent1"/>
+          <w:sz w:val="18"/>
+          <w:szCs w:val="18"/>
+          <w:u w:val="single"/>
+        </w:rPr>
+        <w:t>Da firmare prima della messa online per FAD già disponibili negli anni precedenti</w:t>
+      </w:r>
+    </w:p>
+    <w:p>
+      <w:pPr>
+        <w:rPr>
+          <w:sz w:val="8"/>
+          <w:szCs w:val="8"/>
+        </w:rPr>
+      </w:pPr>
+    </w:p>
+    <w:p>
+      <w:pPr>
+        <w:rPr>
+          <w:sz w:val="8"/>
+          <w:szCs w:val="8"/>
+        </w:rPr>
+      </w:pPr>
+    </w:p>
+    <w:tbl>
+      <w:tblPr>
+        <w:tblW w:w="10025" w:type="dxa"/>
+        <w:tblBorders>
+          <w:top w:val="single" w:sz="4" w:space="0" w:color="auto"/>
+          <w:left w:val="single" w:sz="4" w:space="0" w:color="auto"/>
+          <w:bottom w:val="single" w:sz="4" w:space="0" w:color="auto"/>
+          <w:right w:val="single" w:sz="4" w:space="0" w:color="auto"/>
+          <w:insideH w:val="single" w:sz="4" w:space="0" w:color="auto"/>
+          <w:insideV w:val="single" w:sz="4" w:space="0" w:color="auto"/>
+        </w:tblBorders>
+        <w:tblLook w:val="00A0" w:firstRow="1" w:lastRow="0" w:firstColumn="1" w:lastColumn="0" w:noHBand="0" w:noVBand="0"/>
+      </w:tblPr>
+      <w:tblGrid>
+        <w:gridCol w:w="9736"/>
+        <w:gridCol w:w="289"/>
+      </w:tblGrid>
+      <w:tr>
+        <w:trPr>
+          <w:trHeight w:val="2465"/>
+        </w:trPr>
+        <w:tc>
+          <w:tcPr>
+            <w:tcW w:w="9736" w:type="dxa"/>
+            <w:tcBorders>
+              <w:right w:val="single" w:sz="4" w:space="0" w:color="auto"/>
+            </w:tcBorders>
+          </w:tcPr>
+          <w:p>
+            <w:pPr>
+              <w:jc w:val="center"/>
+              <w:rPr>
+                <w:rFonts w:ascii="Century Gothic" w:hAnsi="Century Gothic"/>
+                <w:b/>
+                <w:color w:val="4F81BD" w:themeColor="accent1"/>
+                <w:sz w:val="20"/>
+                <w:szCs w:val="20"/>
+              </w:rPr>
+            </w:pPr>
+            <w:r>
+              <w:rPr>
+                <w:rFonts w:ascii="Century Gothic" w:hAnsi="Century Gothic"/>
+                <w:b/>
+                <w:color w:val="4F81BD" w:themeColor="accent1"/>
+                <w:sz w:val="20"/>
+                <w:szCs w:val="20"/>
+              </w:rPr>
+              <w:t>Firma del Responsabile Scientifico</w:t>
+            </w:r>
+          </w:p>
+          <w:p>
+            <w:pPr>
+              <w:jc w:val="center"/>
+              <w:rPr>
+                <w:rFonts w:ascii="Century Gothic" w:hAnsi="Century Gothic"/>
+                <w:b/>
+                <w:color w:val="4F81BD" w:themeColor="accent1"/>
+                <w:sz w:val="20"/>
+                <w:szCs w:val="20"/>
+              </w:rPr>
+            </w:pPr>
+          </w:p>
+          <w:p>
+            <w:pPr>
+              <w:jc w:val="center"/>
+              <w:rPr>
+                <w:rFonts w:ascii="Century Gothic" w:hAnsi="Century Gothic"/>
+                <w:color w:val="4F81BD" w:themeColor="accent1"/>
+                <w:sz w:val="20"/>
+                <w:szCs w:val="20"/>
+              </w:rPr>
+            </w:pPr>
+            <w:r>
+              <w:rPr>
+                <w:rFonts w:ascii="Century Gothic" w:hAnsi="Century Gothic"/>
+                <w:color w:val="4F81BD" w:themeColor="accent1"/>
+                <w:sz w:val="20"/>
+                <w:szCs w:val="20"/>
+              </w:rPr>
+              <w:t>(fase di verifica e approvazione della validità scientifica, dell’attualità dei contenuti e dell’allineamento con la normativa vigente)</w:t>
+            </w:r>
+          </w:p>
+          <w:p>
+            <w:pPr>
+              <w:jc w:val="center"/>
+              <w:rPr>
+                <w:rFonts w:ascii="Century Gothic" w:hAnsi="Century Gothic"/>
+                <w:color w:val="4F81BD" w:themeColor="accent1"/>
+                <w:sz w:val="20"/>
+                <w:szCs w:val="20"/>
+              </w:rPr>
+            </w:pPr>
+          </w:p>
+          <w:p>
+            <w:pPr>
+              <w:ind w:right="-112"/>
+              <w:jc w:val="center"/>
+              <w:rPr>
+                <w:rFonts w:ascii="Century Gothic" w:hAnsi="Century Gothic" w:cs="Arial"/>
+                <w:b/>
+                <w:bCs/>
+                <w:color w:val="4F81BD" w:themeColor="accent1"/>
+                <w:sz w:val="20"/>
+                <w:szCs w:val="20"/>
+              </w:rPr>
+            </w:pPr>
+            <w:r>
+              <w:rPr>
+                <w:rFonts w:ascii="Century Gothic" w:hAnsi="Century Gothic" w:cs="Arial"/>
+                <w:b/>
+                <w:bCs/>
+                <w:color w:val="4F81BD" w:themeColor="accent1"/>
+                <w:sz w:val="20"/>
+                <w:szCs w:val="20"/>
+              </w:rPr>
+              <w:t>_____________________________________________</w:t>
+            </w:r>
+          </w:p>
+          <w:p>
+            <w:pPr>
+              <w:ind w:right="-144"/>
+              <w:jc w:val="center"/>
+              <w:rPr>
+                <w:rFonts w:ascii="Century Gothic" w:hAnsi="Century Gothic"/>
+                <w:i/>
+                <w:color w:val="4F81BD" w:themeColor="accent1"/>
+                <w:sz w:val="18"/>
+                <w:szCs w:val="18"/>
+              </w:rPr>
+            </w:pPr>
+            <w:r>
+              <w:rPr>
+                <w:rFonts w:ascii="Century Gothic" w:hAnsi="Century Gothic"/>
+                <w:i/>
+                <w:color w:val="4F81BD" w:themeColor="accent1"/>
+                <w:sz w:val="18"/>
+                <w:szCs w:val="18"/>
+              </w:rPr>
+              <w:t>(firma)</w:t>
+            </w:r>
+          </w:p>
+          <w:p>
+            <w:pPr>
+              <w:jc w:val="center"/>
+              <w:rPr>
+                <w:rFonts w:ascii="Century Gothic" w:hAnsi="Century Gothic"/>
+                <w:color w:val="4F81BD" w:themeColor="accent1"/>
+                <w:sz w:val="20"/>
+                <w:szCs w:val="20"/>
+              </w:rPr>
+            </w:pPr>
+          </w:p>
+          <w:p>
+            <w:pPr>
+              <w:ind w:right="-144"/>
+              <w:jc w:val="center"/>
+              <w:rPr>
+                <w:rFonts w:ascii="Century Gothic" w:hAnsi="Century Gothic"/>
+                <w:color w:val="4F81BD" w:themeColor="accent1"/>
+                <w:sz w:val="18"/>
+                <w:szCs w:val="18"/>
+              </w:rPr>
+            </w:pPr>
+            <w:r>
+              <w:rPr>
+                <w:rFonts w:ascii="Century Gothic" w:hAnsi="Century Gothic"/>
+                <w:color w:val="4F81BD" w:themeColor="accent1"/>
+                <w:sz w:val="18"/>
+                <w:szCs w:val="18"/>
+              </w:rPr>
+              <w:t>________________________________________</w:t>
+            </w:r>
+          </w:p>
+          <w:p>
+            <w:pPr>
+              <w:jc w:val="center"/>
+              <w:rPr>
+                <w:rFonts w:ascii="Century Gothic" w:hAnsi="Century Gothic"/>
+                <w:color w:val="4F81BD" w:themeColor="accent1"/>
+                <w:sz w:val="20"/>
+                <w:szCs w:val="20"/>
+              </w:rPr>
+            </w:pPr>
+            <w:r>
+              <w:rPr>
+                <w:rFonts w:ascii="Century Gothic" w:hAnsi="Century Gothic"/>
+                <w:i/>
+                <w:color w:val="4F81BD" w:themeColor="accent1"/>
+                <w:sz w:val="18"/>
+                <w:szCs w:val="18"/>
+              </w:rPr>
+              <w:t>(luogo e data)</w:t>
+            </w:r>
+          </w:p>
+        </w:tc>
+        <w:tc>
+          <w:tcPr>
+            <w:tcW w:w="289" w:type="dxa"/>
+            <w:tcBorders>
+              <w:top w:val="nil"/>
+              <w:left w:val="single" w:sz="4" w:space="0" w:color="auto"/>
+              <w:bottom w:val="nil"/>
+              <w:right w:val="nil"/>
+            </w:tcBorders>
+          </w:tcPr>
+          <w:p>
+            <w:pPr>
+              <w:ind w:left="-104"/>
+              <w:jc w:val="center"/>
+              <w:rPr>
+                <w:rFonts w:ascii="Century Gothic" w:hAnsi="Century Gothic"/>
+                <w:color w:val="4F81BD" w:themeColor="accent1"/>
+                <w:sz w:val="20"/>
+                <w:szCs w:val="20"/>
+              </w:rPr>
+            </w:pPr>
+          </w:p>
+        </w:tc>
+      </w:tr>
+    </w:tbl>
+    <w:p>
+      <w:pPr>
+        <w:rPr>
+          <w:sz w:val="8"/>
+          <w:szCs w:val="8"/>
+        </w:rPr>
+      </w:pPr>
+    </w:p>
+    <w:p>
+      <w:pPr>
+        <w:rPr>
+          <w:sz w:val="8"/>
+          <w:szCs w:val="8"/>
+        </w:rPr>
+      </w:pPr>
+    </w:p>
+    <w:p>
+      <w:pPr>
+        <w:rPr>
           <w:sz w:val="8"/>
           <w:szCs w:val="8"/>
         </w:rPr>
@@ -6455,7 +7162,7 @@
               <w:sz w:val="16"/>
               <w:szCs w:val="16"/>
             </w:rPr>
-            <w:t>MD018 Rev0</w:t>
+            <w:t>MD018 Rev</w:t>
           </w:r>
           <w:r>
             <w:rPr>
@@ -6463,7 +7170,15 @@
               <w:sz w:val="16"/>
               <w:szCs w:val="16"/>
             </w:rPr>
-            <w:t>7</w:t>
+            <w:t>1</w:t>
+          </w:r>
+          <w:r>
+            <w:rPr>
+              <w:rFonts w:ascii="Century Gothic" w:hAnsi="Century Gothic"/>
+              <w:sz w:val="16"/>
+              <w:szCs w:val="16"/>
+            </w:rPr>
+            <w:t>2</w:t>
           </w:r>
           <w:r>
             <w:rPr>
@@ -6479,7 +7194,7 @@
               <w:sz w:val="16"/>
               <w:szCs w:val="16"/>
             </w:rPr>
-            <w:t>23</w:t>
+            <w:t>1</w:t>
           </w:r>
           <w:r>
             <w:rPr>
@@ -6487,7 +7202,7 @@
               <w:sz w:val="16"/>
               <w:szCs w:val="16"/>
             </w:rPr>
-            <w:t>/0</w:t>
+            <w:t>4</w:t>
           </w:r>
           <w:r>
             <w:rPr>
@@ -6495,7 +7210,23 @@
               <w:sz w:val="16"/>
               <w:szCs w:val="16"/>
             </w:rPr>
-            <w:t>1</w:t>
+            <w:t>/</w:t>
+          </w:r>
+          <w:r>
+            <w:rPr>
+              <w:rFonts w:ascii="Century Gothic" w:hAnsi="Century Gothic"/>
+              <w:sz w:val="16"/>
+              <w:szCs w:val="16"/>
+            </w:rPr>
+            <w:t>0</w:t>
+          </w:r>
+          <w:r>
+            <w:rPr>
+              <w:rFonts w:ascii="Century Gothic" w:hAnsi="Century Gothic"/>
+              <w:sz w:val="16"/>
+              <w:szCs w:val="16"/>
+            </w:rPr>
+            <w:t>3</w:t>
           </w:r>
           <w:r>
             <w:rPr>
@@ -6511,7 +7242,7 @@
               <w:sz w:val="16"/>
               <w:szCs w:val="16"/>
             </w:rPr>
-            <w:t>3</w:t>
+            <w:t>5</w:t>
           </w:r>
           <w:r>
             <w:rPr>
@@ -11823,15 +12554,6 @@
 </file>
 
 <file path=customXml/item1.xml><?xml version="1.0" encoding="utf-8"?>
-<?mso-contentType ?>
-<FormTemplates xmlns="http://schemas.microsoft.com/sharepoint/v3/contenttype/forms">
-  <Display>DocumentLibraryForm</Display>
-  <Edit>DocumentLibraryForm</Edit>
-  <New>DocumentLibraryForm</New>
-</FormTemplates>
-</file>
-
-<file path=customXml/item2.xml><?xml version="1.0" encoding="utf-8"?>
 <p:properties xmlns:p="http://schemas.microsoft.com/office/2006/metadata/properties" xmlns:xsi="http://www.w3.org/2001/XMLSchema-instance" xmlns:pc="http://schemas.microsoft.com/office/infopath/2007/PartnerControls">
   <documentManagement>
     <Label xmlns="1026da15-ac39-45c4-8eee-3e3e9b63bf0b">. . .</Label>
@@ -11839,7 +12561,7 @@
 </p:properties>
 </file>
 
-<file path=customXml/item3.xml><?xml version="1.0" encoding="utf-8"?>
+<file path=customXml/item2.xml><?xml version="1.0" encoding="utf-8"?>
 <ct:contentTypeSchema xmlns:ct="http://schemas.microsoft.com/office/2006/metadata/contentType" xmlns:ma="http://schemas.microsoft.com/office/2006/metadata/properties/metaAttributes" ct:_="" ma:_="" ma:contentTypeName="Documento" ma:contentTypeID="0x010100924790D195C7034E825A1E5CE9D39363" ma:contentTypeVersion="17" ma:contentTypeDescription="Creare un nuovo documento." ma:contentTypeScope="" ma:versionID="374c47933c10e5c4f7f6cde93aa21be9">
   <xsd:schema xmlns:xsd="http://www.w3.org/2001/XMLSchema" xmlns:xs="http://www.w3.org/2001/XMLSchema" xmlns:p="http://schemas.microsoft.com/office/2006/metadata/properties" xmlns:ns2="1026da15-ac39-45c4-8eee-3e3e9b63bf0b" xmlns:ns3="d44c9bf0-6c0b-41c8-a6f1-545f131b69ca" xmlns:ns4="348b340d-faab-450b-a764-69ffda645f75" xmlns:ns5="bd0d6a09-ee00-4292-939c-432ec564905f" xmlns:ns6="c68ba9d7-e73e-4f4b-b4ce-c897f2befa78" targetNamespace="http://schemas.microsoft.com/office/2006/metadata/properties" ma:root="true" ma:fieldsID="be6be8417b58155fc62c78258d7d77ee" ns2:_="" ns3:_="" ns4:_="" ns5:_="" ns6:_="">
     <xsd:import namespace="1026da15-ac39-45c4-8eee-3e3e9b63bf0b"/>
@@ -12085,19 +12807,20 @@
 </ct:contentTypeSchema>
 </file>
 
+<file path=customXml/item3.xml><?xml version="1.0" encoding="utf-8"?>
+<?mso-contentType ?>
+<FormTemplates xmlns="http://schemas.microsoft.com/sharepoint/v3/contenttype/forms">
+  <Display>DocumentLibraryForm</Display>
+  <Edit>DocumentLibraryForm</Edit>
+  <New>DocumentLibraryForm</New>
+</FormTemplates>
+</file>
+
 <file path=customXml/item4.xml><?xml version="1.0" encoding="utf-8"?>
 <b:Sources xmlns:b="http://schemas.openxmlformats.org/officeDocument/2006/bibliography" xmlns="http://schemas.openxmlformats.org/officeDocument/2006/bibliography" SelectedStyle="\APASixthEditionOfficeOnline.xsl" StyleName="APA" Version="6"/>
 </file>
 
 <file path=customXml/itemProps1.xml><?xml version="1.0" encoding="utf-8"?>
-<ds:datastoreItem xmlns:ds="http://schemas.openxmlformats.org/officeDocument/2006/customXml" ds:itemID="{12EE9E11-C5D8-4CBE-8215-67C2B0D68A7F}">
-  <ds:schemaRefs>
-    <ds:schemaRef ds:uri="http://schemas.microsoft.com/sharepoint/v3/contenttype/forms"/>
-  </ds:schemaRefs>
-</ds:datastoreItem>
-</file>
-
-<file path=customXml/itemProps2.xml><?xml version="1.0" encoding="utf-8"?>
 <ds:datastoreItem xmlns:ds="http://schemas.openxmlformats.org/officeDocument/2006/customXml" ds:itemID="{550E95E3-4DB7-4FD3-AB92-F3259B283E02}">
   <ds:schemaRefs>
     <ds:schemaRef ds:uri="http://schemas.microsoft.com/office/2006/metadata/properties"/>
@@ -12107,7 +12830,7 @@
 </ds:datastoreItem>
 </file>
 
-<file path=customXml/itemProps3.xml><?xml version="1.0" encoding="utf-8"?>
+<file path=customXml/itemProps2.xml><?xml version="1.0" encoding="utf-8"?>
 <ds:datastoreItem xmlns:ds="http://schemas.openxmlformats.org/officeDocument/2006/customXml" ds:itemID="{DC9CDAB7-E894-4B81-BA00-97DB31ADE098}">
   <ds:schemaRefs>
     <ds:schemaRef ds:uri="http://schemas.microsoft.com/office/2006/metadata/contentType"/>
@@ -12129,8 +12852,16 @@
 </ds:datastoreItem>
 </file>
 
+<file path=customXml/itemProps3.xml><?xml version="1.0" encoding="utf-8"?>
+<ds:datastoreItem xmlns:ds="http://schemas.openxmlformats.org/officeDocument/2006/customXml" ds:itemID="{12EE9E11-C5D8-4CBE-8215-67C2B0D68A7F}">
+  <ds:schemaRefs>
+    <ds:schemaRef ds:uri="http://schemas.microsoft.com/sharepoint/v3/contenttype/forms"/>
+  </ds:schemaRefs>
+</ds:datastoreItem>
+</file>
+
 <file path=customXml/itemProps4.xml><?xml version="1.0" encoding="utf-8"?>
-<ds:datastoreItem xmlns:ds="http://schemas.openxmlformats.org/officeDocument/2006/customXml" ds:itemID="{38B8DD43-A71A-48FA-9C51-946519F8B2A1}">
+<ds:datastoreItem xmlns:ds="http://schemas.openxmlformats.org/officeDocument/2006/customXml" ds:itemID="{111A6BEB-8161-49FB-872A-4D477A7EB5CE}">
   <ds:schemaRefs>
     <ds:schemaRef ds:uri="http://schemas.openxmlformats.org/officeDocument/2006/bibliography"/>
   </ds:schemaRefs>
